--- a/por/docx/52.content.docx
+++ b/por/docx/52.content.docx
@@ -1601,7 +1601,7 @@
         <w:rPr>
           <w:lang w:val="pt_PT" w:bidi="pt_PT"/>
         </w:rPr>
-        <w:t xml:space="preserve"> Quando os demais disserem: "Paz e segurança", então a destruição virá de repente sobre eles, como dores de parto sobre a mulher grávida, e não conseguirão escapar.</w:t>
+        <w:t xml:space="preserve"> Quando os demais disserem: “Paz e segurança”, então a destruição virá de repente sobre eles, como dores de parto sobre a mulher grávida, e não conseguirão escapar.</w:t>
       </w:r>
     </w:p>
     <w:p>
